--- a/files_ЛатышеваО.Д/ТЗ_ ЛатышеваО.Д.docx
+++ b/files_ЛатышеваО.Д/ТЗ_ ЛатышеваО.Д.docx
@@ -950,6 +950,17 @@
           <w:u w:val="single"/>
           <w:lang w:eastAsia="en-US"/>
         </w:rPr>
+        <w:t>https://latyshevaolya.github.io/final-website-latysheva/</w:t>
+      </w:r>
+      <w:r>
+        <w:rPr>
+          <w:rFonts w:ascii="Times New Roman" w:eastAsia="Calibri" w:hAnsi="Times New Roman"/>
+          <w:color w:val="000000"/>
+          <w:sz w:val="28"/>
+          <w:szCs w:val="22"/>
+          <w:u w:val="single"/>
+          <w:lang w:eastAsia="en-US"/>
+        </w:rPr>
         <w:tab/>
       </w:r>
     </w:p>
@@ -1014,6 +1025,7 @@
           <w:szCs w:val="28"/>
           <w:lang w:eastAsia="en-US"/>
         </w:rPr>
+        <w:lastRenderedPageBreak/>
         <w:t>Санкт-Петербург</w:t>
       </w:r>
     </w:p>
@@ -3415,59 +3427,13 @@
           <w:szCs w:val="28"/>
         </w:rPr>
       </w:pPr>
-      <w:proofErr w:type="spellStart"/>
       <w:r>
         <w:rPr>
           <w:rFonts w:ascii="Times New Roman" w:hAnsi="Times New Roman" w:cs="Times New Roman"/>
           <w:sz w:val="28"/>
           <w:szCs w:val="28"/>
         </w:rPr>
-        <w:t>Blueprint</w:t>
-      </w:r>
-      <w:proofErr w:type="spellEnd"/>
-      <w:r>
-        <w:rPr>
-          <w:rFonts w:ascii="Times New Roman" w:hAnsi="Times New Roman" w:cs="Times New Roman"/>
-          <w:sz w:val="28"/>
-          <w:szCs w:val="28"/>
-        </w:rPr>
-        <w:t xml:space="preserve"> </w:t>
-      </w:r>
-      <w:proofErr w:type="spellStart"/>
-      <w:r>
-        <w:rPr>
-          <w:rFonts w:ascii="Times New Roman" w:hAnsi="Times New Roman" w:cs="Times New Roman"/>
-          <w:sz w:val="28"/>
-          <w:szCs w:val="28"/>
-        </w:rPr>
-        <w:t>Events</w:t>
-      </w:r>
-      <w:proofErr w:type="spellEnd"/>
-      <w:r>
-        <w:rPr>
-          <w:rFonts w:ascii="Times New Roman" w:hAnsi="Times New Roman" w:cs="Times New Roman"/>
-          <w:sz w:val="28"/>
-          <w:szCs w:val="28"/>
-        </w:rPr>
-        <w:t xml:space="preserve"> - план события, в переводе с английского языка. Передает идею тщательного планирования, продуманности до мелочей, как по чертежу (</w:t>
-      </w:r>
-      <w:proofErr w:type="spellStart"/>
-      <w:r>
-        <w:rPr>
-          <w:rFonts w:ascii="Times New Roman" w:hAnsi="Times New Roman" w:cs="Times New Roman"/>
-          <w:sz w:val="28"/>
-          <w:szCs w:val="28"/>
-        </w:rPr>
-        <w:t>blueprint</w:t>
-      </w:r>
-      <w:proofErr w:type="spellEnd"/>
-      <w:r>
-        <w:rPr>
-          <w:rFonts w:ascii="Times New Roman" w:hAnsi="Times New Roman" w:cs="Times New Roman"/>
-          <w:sz w:val="28"/>
-          <w:szCs w:val="28"/>
-        </w:rPr>
-        <w:t xml:space="preserve">). </w:t>
+        <w:t xml:space="preserve">Blueprint Events - план события, в переводе с английского языка. Передает идею тщательного планирования, продуманности до мелочей, как по чертежу (blueprint). </w:t>
       </w:r>
     </w:p>
     <w:p>
@@ -3491,87 +3457,23 @@
           <w:sz w:val="28"/>
           <w:szCs w:val="28"/>
         </w:rPr>
-        <w:t xml:space="preserve">Тематика компании: </w:t>
-      </w:r>
-      <w:proofErr w:type="spellStart"/>
+        <w:t>Тематика компании: Blueprint Events</w:t>
+      </w:r>
       <w:r>
         <w:rPr>
           <w:rFonts w:ascii="Times New Roman" w:hAnsi="Times New Roman" w:cs="Times New Roman"/>
           <w:sz w:val="28"/>
           <w:szCs w:val="28"/>
         </w:rPr>
-        <w:t>Blueprint</w:t>
-      </w:r>
-      <w:proofErr w:type="spellEnd"/>
+        <w:t xml:space="preserve"> -</w:t>
+      </w:r>
       <w:r>
         <w:rPr>
           <w:rFonts w:ascii="Times New Roman" w:hAnsi="Times New Roman" w:cs="Times New Roman"/>
           <w:sz w:val="28"/>
           <w:szCs w:val="28"/>
         </w:rPr>
-        <w:t xml:space="preserve"> </w:t>
-      </w:r>
-      <w:proofErr w:type="spellStart"/>
-      <w:r>
-        <w:rPr>
-          <w:rFonts w:ascii="Times New Roman" w:hAnsi="Times New Roman" w:cs="Times New Roman"/>
-          <w:sz w:val="28"/>
-          <w:szCs w:val="28"/>
-        </w:rPr>
-        <w:t>Events</w:t>
-      </w:r>
-      <w:proofErr w:type="spellEnd"/>
-      <w:r>
-        <w:rPr>
-          <w:rFonts w:ascii="Times New Roman" w:hAnsi="Times New Roman" w:cs="Times New Roman"/>
-          <w:sz w:val="28"/>
-          <w:szCs w:val="28"/>
-        </w:rPr>
-        <w:t xml:space="preserve"> </w:t>
-      </w:r>
-      <w:proofErr w:type="gramStart"/>
-      <w:r>
-        <w:rPr>
-          <w:rFonts w:ascii="Times New Roman" w:hAnsi="Times New Roman" w:cs="Times New Roman"/>
-          <w:sz w:val="28"/>
-          <w:szCs w:val="28"/>
-        </w:rPr>
-        <w:t>-</w:t>
-      </w:r>
-      <w:r>
-        <w:rPr>
-          <w:rFonts w:ascii="Times New Roman" w:hAnsi="Times New Roman" w:cs="Times New Roman"/>
-          <w:sz w:val="28"/>
-          <w:szCs w:val="28"/>
-        </w:rPr>
-        <w:t xml:space="preserve"> это креативное </w:t>
-      </w:r>
-      <w:proofErr w:type="spellStart"/>
-      <w:r>
-        <w:rPr>
-          <w:rFonts w:ascii="Times New Roman" w:hAnsi="Times New Roman" w:cs="Times New Roman"/>
-          <w:sz w:val="28"/>
-          <w:szCs w:val="28"/>
-        </w:rPr>
-        <w:t>event</w:t>
-      </w:r>
-      <w:proofErr w:type="spellEnd"/>
-      <w:r>
-        <w:rPr>
-          <w:rFonts w:ascii="Times New Roman" w:hAnsi="Times New Roman" w:cs="Times New Roman"/>
-          <w:sz w:val="28"/>
-          <w:szCs w:val="28"/>
-        </w:rPr>
-        <w:t>-агентство</w:t>
-      </w:r>
-      <w:proofErr w:type="gramEnd"/>
-      <w:r>
-        <w:rPr>
-          <w:rFonts w:ascii="Times New Roman" w:hAnsi="Times New Roman" w:cs="Times New Roman"/>
-          <w:sz w:val="28"/>
-          <w:szCs w:val="28"/>
-        </w:rPr>
-        <w:t>, специализирующееся на организации мероприятий «под ключ». Превращает идеи клиентов в яркие, запоминающиеся события, беря на себя все этапы подготовки и проведения.</w:t>
+        <w:t xml:space="preserve"> это креативное event-агентство, специализирующееся на организации мероприятий «под ключ». Превращает идеи клиентов в яркие, запоминающиеся события, беря на себя все этапы подготовки и проведения.</w:t>
       </w:r>
     </w:p>
     <w:p>
@@ -3643,25 +3545,7 @@
           <w:sz w:val="28"/>
           <w:szCs w:val="28"/>
         </w:rPr>
-        <w:t xml:space="preserve">Корпоративные мероприятия: организация </w:t>
-      </w:r>
-      <w:proofErr w:type="spellStart"/>
-      <w:r>
-        <w:rPr>
-          <w:rFonts w:ascii="Times New Roman" w:hAnsi="Times New Roman" w:cs="Times New Roman"/>
-          <w:sz w:val="28"/>
-          <w:szCs w:val="28"/>
-        </w:rPr>
-        <w:t>тимбилдингов</w:t>
-      </w:r>
-      <w:proofErr w:type="spellEnd"/>
-      <w:r>
-        <w:rPr>
-          <w:rFonts w:ascii="Times New Roman" w:hAnsi="Times New Roman" w:cs="Times New Roman"/>
-          <w:sz w:val="28"/>
-          <w:szCs w:val="28"/>
-        </w:rPr>
-        <w:t>, новогодних вечеринок, юбилеев компании, конференций.</w:t>
+        <w:t>Корпоративные мероприятия: организация тимбилдингов, новогодних вечеринок, юбилеев компании, конференций.</w:t>
       </w:r>
     </w:p>
     <w:p>
@@ -4182,7 +4066,6 @@
           <w:sz w:val="28"/>
           <w:szCs w:val="28"/>
         </w:rPr>
-        <w:lastRenderedPageBreak/>
         <w:t xml:space="preserve">Цели и боли: цель </w:t>
       </w:r>
       <w:r>
@@ -4304,33 +4187,7 @@
           <w:sz w:val="28"/>
           <w:szCs w:val="28"/>
         </w:rPr>
-        <w:t xml:space="preserve">Высокочастотные: организация праздников, </w:t>
-      </w:r>
-      <w:proofErr w:type="spellStart"/>
-      <w:r>
-        <w:rPr>
-          <w:rStyle w:val="a3"/>
-          <w:rFonts w:ascii="Times New Roman" w:eastAsia="Times New Roman" w:hAnsi="Times New Roman" w:cs="Times New Roman"/>
-          <w:b w:val="0"/>
-          <w:bCs w:val="0"/>
-          <w:color w:val="0F1115"/>
-          <w:sz w:val="28"/>
-          <w:szCs w:val="28"/>
-        </w:rPr>
-        <w:t>event</w:t>
-      </w:r>
-      <w:proofErr w:type="spellEnd"/>
-      <w:r>
-        <w:rPr>
-          <w:rStyle w:val="a3"/>
-          <w:rFonts w:ascii="Times New Roman" w:eastAsia="Times New Roman" w:hAnsi="Times New Roman" w:cs="Times New Roman"/>
-          <w:b w:val="0"/>
-          <w:bCs w:val="0"/>
-          <w:color w:val="0F1115"/>
-          <w:sz w:val="28"/>
-          <w:szCs w:val="28"/>
-        </w:rPr>
-        <w:t>-агентство, организация свадьбы.</w:t>
+        <w:t>Высокочастотные: организация праздников, event-агентство, организация свадьбы.</w:t>
       </w:r>
     </w:p>
     <w:p>
@@ -5212,13 +5069,9 @@
       </w:r>
       <w:r>
         <w:tab/>
-      </w:r>
-      <w:proofErr w:type="spellStart"/>
-      <w:r>
         <w:t>Мудборд</w:t>
       </w:r>
       <w:bookmarkEnd w:id="12"/>
-      <w:proofErr w:type="spellEnd"/>
     </w:p>
     <w:p/>
     <w:p>
@@ -6159,33 +6012,7 @@
           <w:sz w:val="28"/>
           <w:szCs w:val="28"/>
         </w:rPr>
-        <w:t>Шапка сайта (</w:t>
-      </w:r>
-      <w:proofErr w:type="spellStart"/>
-      <w:r>
-        <w:rPr>
-          <w:rStyle w:val="a3"/>
-          <w:rFonts w:ascii="Times New Roman" w:eastAsia="Times New Roman" w:hAnsi="Times New Roman" w:cs="Times New Roman"/>
-          <w:b w:val="0"/>
-          <w:bCs w:val="0"/>
-          <w:color w:val="0F1115"/>
-          <w:sz w:val="28"/>
-          <w:szCs w:val="28"/>
-        </w:rPr>
-        <w:t>Header</w:t>
-      </w:r>
-      <w:proofErr w:type="spellEnd"/>
-      <w:r>
-        <w:rPr>
-          <w:rStyle w:val="a3"/>
-          <w:rFonts w:ascii="Times New Roman" w:eastAsia="Times New Roman" w:hAnsi="Times New Roman" w:cs="Times New Roman"/>
-          <w:b w:val="0"/>
-          <w:bCs w:val="0"/>
-          <w:color w:val="0F1115"/>
-          <w:sz w:val="28"/>
-          <w:szCs w:val="28"/>
-        </w:rPr>
-        <w:t>): навигационное меню (Главная, Мероприятия, Портфолио, Сотрудничество, Контакты), кнопка "Заказать мероприятие", Заголовок "BLUEPRINT EVENTS", Фотография на заднем фоне.</w:t>
+        <w:t>Шапка сайта (Header): навигационное меню (Главная, Мероприятия, Портфолио, Сотрудничество, Контакты), кнопка "Заказать мероприятие", Заголовок "BLUEPRINT EVENTS", Фотография на заднем фоне.</w:t>
       </w:r>
     </w:p>
     <w:p>
@@ -6240,33 +6067,7 @@
           <w:sz w:val="28"/>
           <w:szCs w:val="28"/>
         </w:rPr>
-        <w:t xml:space="preserve"> команда профессионалов из Санкт-Петербурга в сфере организации мероприятий под ключ: от деловых форумов и </w:t>
-      </w:r>
-      <w:proofErr w:type="spellStart"/>
-      <w:r>
-        <w:rPr>
-          <w:rStyle w:val="a3"/>
-          <w:rFonts w:ascii="Times New Roman" w:eastAsia="Times New Roman" w:hAnsi="Times New Roman" w:cs="Times New Roman"/>
-          <w:b w:val="0"/>
-          <w:bCs w:val="0"/>
-          <w:color w:val="0F1115"/>
-          <w:sz w:val="28"/>
-          <w:szCs w:val="28"/>
-        </w:rPr>
-        <w:t>тимбилдингов</w:t>
-      </w:r>
-      <w:proofErr w:type="spellEnd"/>
-      <w:r>
-        <w:rPr>
-          <w:rStyle w:val="a3"/>
-          <w:rFonts w:ascii="Times New Roman" w:eastAsia="Times New Roman" w:hAnsi="Times New Roman" w:cs="Times New Roman"/>
-          <w:b w:val="0"/>
-          <w:bCs w:val="0"/>
-          <w:color w:val="0F1115"/>
-          <w:sz w:val="28"/>
-          <w:szCs w:val="28"/>
-        </w:rPr>
-        <w:t xml:space="preserve"> до авторских шоу и корпоративных праздников. Наша цель </w:t>
+        <w:t xml:space="preserve"> команда профессионалов из Санкт-Петербурга в сфере организации мероприятий под ключ: от деловых форумов и тимбилдингов до авторских шоу и корпоративных праздников. Наша цель </w:t>
       </w:r>
       <w:r>
         <w:rPr>
@@ -6361,48 +6162,8 @@
           <w:sz w:val="28"/>
           <w:szCs w:val="28"/>
         </w:rPr>
-        <w:t>Футер (</w:t>
-      </w:r>
-      <w:proofErr w:type="spellStart"/>
-      <w:r>
-        <w:rPr>
-          <w:rStyle w:val="a3"/>
-          <w:rFonts w:ascii="Times New Roman" w:eastAsia="Times New Roman" w:hAnsi="Times New Roman" w:cs="Times New Roman"/>
-          <w:b w:val="0"/>
-          <w:bCs w:val="0"/>
-          <w:color w:val="0F1115"/>
-          <w:sz w:val="28"/>
-          <w:szCs w:val="28"/>
-        </w:rPr>
-        <w:t>Footer</w:t>
-      </w:r>
-      <w:proofErr w:type="spellEnd"/>
-      <w:r>
-        <w:rPr>
-          <w:rStyle w:val="a3"/>
-          <w:rFonts w:ascii="Times New Roman" w:eastAsia="Times New Roman" w:hAnsi="Times New Roman" w:cs="Times New Roman"/>
-          <w:b w:val="0"/>
-          <w:bCs w:val="0"/>
-          <w:color w:val="0F1115"/>
-          <w:sz w:val="28"/>
-          <w:szCs w:val="28"/>
-        </w:rPr>
-        <w:t xml:space="preserve">): Контакты (телефон, </w:t>
-      </w:r>
-      <w:proofErr w:type="spellStart"/>
-      <w:r>
-        <w:rPr>
-          <w:rStyle w:val="a3"/>
-          <w:rFonts w:ascii="Times New Roman" w:eastAsia="Times New Roman" w:hAnsi="Times New Roman" w:cs="Times New Roman"/>
-          <w:b w:val="0"/>
-          <w:bCs w:val="0"/>
-          <w:color w:val="0F1115"/>
-          <w:sz w:val="28"/>
-          <w:szCs w:val="28"/>
-        </w:rPr>
-        <w:t>email</w:t>
-      </w:r>
-      <w:proofErr w:type="spellEnd"/>
+        <w:t>Футер (Footer): Контакты (телефон, email</w:t>
+      </w:r>
       <w:r>
         <w:rPr>
           <w:rStyle w:val="a3"/>
@@ -6611,25 +6372,7 @@
           <w:sz w:val="28"/>
           <w:szCs w:val="28"/>
         </w:rPr>
-        <w:t>Шапка сайта (</w:t>
-      </w:r>
-      <w:proofErr w:type="spellStart"/>
-      <w:r>
-        <w:rPr>
-          <w:rFonts w:ascii="Times New Roman" w:eastAsia="Times New Roman" w:hAnsi="Times New Roman" w:cs="Times New Roman"/>
-          <w:sz w:val="28"/>
-          <w:szCs w:val="28"/>
-        </w:rPr>
-        <w:t>Header</w:t>
-      </w:r>
-      <w:proofErr w:type="spellEnd"/>
-      <w:r>
-        <w:rPr>
-          <w:rFonts w:ascii="Times New Roman" w:eastAsia="Times New Roman" w:hAnsi="Times New Roman" w:cs="Times New Roman"/>
-          <w:sz w:val="28"/>
-          <w:szCs w:val="28"/>
-        </w:rPr>
-        <w:t>):</w:t>
+        <w:t>Шапка сайта (Header):</w:t>
       </w:r>
     </w:p>
     <w:p>
@@ -7111,36 +6854,8 @@
           <w:sz w:val="28"/>
           <w:szCs w:val="28"/>
         </w:rPr>
-        <w:t>Футер (</w:t>
-      </w:r>
-      <w:proofErr w:type="spellStart"/>
-      <w:r>
-        <w:rPr>
-          <w:rFonts w:ascii="Times New Roman" w:eastAsia="Times New Roman" w:hAnsi="Times New Roman" w:cs="Times New Roman"/>
-          <w:sz w:val="28"/>
-          <w:szCs w:val="28"/>
-        </w:rPr>
-        <w:t>Footer</w:t>
-      </w:r>
-      <w:proofErr w:type="spellEnd"/>
-      <w:r>
-        <w:rPr>
-          <w:rFonts w:ascii="Times New Roman" w:eastAsia="Times New Roman" w:hAnsi="Times New Roman" w:cs="Times New Roman"/>
-          <w:sz w:val="28"/>
-          <w:szCs w:val="28"/>
-        </w:rPr>
-        <w:t xml:space="preserve">): Контакты (телефон, </w:t>
-      </w:r>
-      <w:proofErr w:type="spellStart"/>
-      <w:r>
-        <w:rPr>
-          <w:rFonts w:ascii="Times New Roman" w:eastAsia="Times New Roman" w:hAnsi="Times New Roman" w:cs="Times New Roman"/>
-          <w:sz w:val="28"/>
-          <w:szCs w:val="28"/>
-        </w:rPr>
-        <w:t>email</w:t>
-      </w:r>
-      <w:proofErr w:type="spellEnd"/>
+        <w:t>Футер (Footer): Контакты (телефон, email</w:t>
+      </w:r>
       <w:r>
         <w:rPr>
           <w:rFonts w:ascii="Times New Roman" w:eastAsia="Times New Roman" w:hAnsi="Times New Roman" w:cs="Times New Roman"/>
@@ -7298,25 +7013,7 @@
           <w:sz w:val="28"/>
           <w:szCs w:val="28"/>
         </w:rPr>
-        <w:t>Шапка сайта (</w:t>
-      </w:r>
-      <w:proofErr w:type="spellStart"/>
-      <w:r>
-        <w:rPr>
-          <w:rFonts w:ascii="Times New Roman" w:eastAsia="Times New Roman" w:hAnsi="Times New Roman" w:cs="Times New Roman"/>
-          <w:sz w:val="28"/>
-          <w:szCs w:val="28"/>
-        </w:rPr>
-        <w:t>Header</w:t>
-      </w:r>
-      <w:proofErr w:type="spellEnd"/>
-      <w:r>
-        <w:rPr>
-          <w:rFonts w:ascii="Times New Roman" w:eastAsia="Times New Roman" w:hAnsi="Times New Roman" w:cs="Times New Roman"/>
-          <w:sz w:val="28"/>
-          <w:szCs w:val="28"/>
-        </w:rPr>
-        <w:t>):</w:t>
+        <w:t>Шапка сайта (Header):</w:t>
       </w:r>
     </w:p>
     <w:p>
@@ -7408,36 +7105,8 @@
           <w:szCs w:val="28"/>
         </w:rPr>
         <w:lastRenderedPageBreak/>
-        <w:t>Футер (</w:t>
-      </w:r>
-      <w:proofErr w:type="spellStart"/>
-      <w:r>
-        <w:rPr>
-          <w:rFonts w:ascii="Times New Roman" w:eastAsia="Times New Roman" w:hAnsi="Times New Roman" w:cs="Times New Roman"/>
-          <w:sz w:val="28"/>
-          <w:szCs w:val="28"/>
-        </w:rPr>
-        <w:t>Footer</w:t>
-      </w:r>
-      <w:proofErr w:type="spellEnd"/>
-      <w:r>
-        <w:rPr>
-          <w:rFonts w:ascii="Times New Roman" w:eastAsia="Times New Roman" w:hAnsi="Times New Roman" w:cs="Times New Roman"/>
-          <w:sz w:val="28"/>
-          <w:szCs w:val="28"/>
-        </w:rPr>
-        <w:t xml:space="preserve">): Контакты (телефон, </w:t>
-      </w:r>
-      <w:proofErr w:type="spellStart"/>
-      <w:r>
-        <w:rPr>
-          <w:rFonts w:ascii="Times New Roman" w:eastAsia="Times New Roman" w:hAnsi="Times New Roman" w:cs="Times New Roman"/>
-          <w:sz w:val="28"/>
-          <w:szCs w:val="28"/>
-        </w:rPr>
-        <w:t>email</w:t>
-      </w:r>
-      <w:proofErr w:type="spellEnd"/>
+        <w:t>Футер (Footer): Контакты (телефон, email</w:t>
+      </w:r>
       <w:r>
         <w:rPr>
           <w:rFonts w:ascii="Times New Roman" w:eastAsia="Times New Roman" w:hAnsi="Times New Roman" w:cs="Times New Roman"/>
@@ -7608,25 +7277,7 @@
           <w:sz w:val="28"/>
           <w:szCs w:val="28"/>
         </w:rPr>
-        <w:t>Шапка сайта (</w:t>
-      </w:r>
-      <w:proofErr w:type="spellStart"/>
-      <w:r>
-        <w:rPr>
-          <w:rFonts w:ascii="Times New Roman" w:eastAsia="Times New Roman" w:hAnsi="Times New Roman" w:cs="Times New Roman"/>
-          <w:sz w:val="28"/>
-          <w:szCs w:val="28"/>
-        </w:rPr>
-        <w:t>Header</w:t>
-      </w:r>
-      <w:proofErr w:type="spellEnd"/>
-      <w:r>
-        <w:rPr>
-          <w:rFonts w:ascii="Times New Roman" w:eastAsia="Times New Roman" w:hAnsi="Times New Roman" w:cs="Times New Roman"/>
-          <w:sz w:val="28"/>
-          <w:szCs w:val="28"/>
-        </w:rPr>
-        <w:t xml:space="preserve">): </w:t>
+        <w:t xml:space="preserve">Шапка сайта (Header): </w:t>
       </w:r>
     </w:p>
     <w:p>
@@ -8129,7 +7780,6 @@
         </w:rPr>
         <w:t xml:space="preserve">, </w:t>
       </w:r>
-      <w:proofErr w:type="spellStart"/>
       <w:r>
         <w:rPr>
           <w:rStyle w:val="a3"/>
@@ -8142,7 +7792,6 @@
         </w:rPr>
         <w:t>Выдущий</w:t>
       </w:r>
-      <w:proofErr w:type="spellEnd"/>
       <w:r>
         <w:rPr>
           <w:rStyle w:val="a3"/>
@@ -8209,36 +7858,8 @@
           <w:sz w:val="28"/>
           <w:szCs w:val="28"/>
         </w:rPr>
-        <w:t>Футер (</w:t>
-      </w:r>
-      <w:proofErr w:type="spellStart"/>
-      <w:r>
-        <w:rPr>
-          <w:rFonts w:ascii="Times New Roman" w:eastAsia="Times New Roman" w:hAnsi="Times New Roman" w:cs="Times New Roman"/>
-          <w:sz w:val="28"/>
-          <w:szCs w:val="28"/>
-        </w:rPr>
-        <w:t>Footer</w:t>
-      </w:r>
-      <w:proofErr w:type="spellEnd"/>
-      <w:r>
-        <w:rPr>
-          <w:rFonts w:ascii="Times New Roman" w:eastAsia="Times New Roman" w:hAnsi="Times New Roman" w:cs="Times New Roman"/>
-          <w:sz w:val="28"/>
-          <w:szCs w:val="28"/>
-        </w:rPr>
-        <w:t xml:space="preserve">): Контакты (телефон, </w:t>
-      </w:r>
-      <w:proofErr w:type="spellStart"/>
-      <w:r>
-        <w:rPr>
-          <w:rFonts w:ascii="Times New Roman" w:eastAsia="Times New Roman" w:hAnsi="Times New Roman" w:cs="Times New Roman"/>
-          <w:sz w:val="28"/>
-          <w:szCs w:val="28"/>
-        </w:rPr>
-        <w:t>email</w:t>
-      </w:r>
-      <w:proofErr w:type="spellEnd"/>
+        <w:t>Футер (Footer): Контакты (телефон, email</w:t>
+      </w:r>
       <w:r>
         <w:rPr>
           <w:rFonts w:ascii="Times New Roman" w:eastAsia="Times New Roman" w:hAnsi="Times New Roman" w:cs="Times New Roman"/>
@@ -8408,25 +8029,7 @@
           <w:sz w:val="28"/>
           <w:szCs w:val="28"/>
         </w:rPr>
-        <w:t>Шапка сайта (</w:t>
-      </w:r>
-      <w:proofErr w:type="spellStart"/>
-      <w:r>
-        <w:rPr>
-          <w:rFonts w:ascii="Times New Roman" w:eastAsia="Times New Roman" w:hAnsi="Times New Roman" w:cs="Times New Roman"/>
-          <w:sz w:val="28"/>
-          <w:szCs w:val="28"/>
-        </w:rPr>
-        <w:t>Header</w:t>
-      </w:r>
-      <w:proofErr w:type="spellEnd"/>
-      <w:r>
-        <w:rPr>
-          <w:rFonts w:ascii="Times New Roman" w:eastAsia="Times New Roman" w:hAnsi="Times New Roman" w:cs="Times New Roman"/>
-          <w:sz w:val="28"/>
-          <w:szCs w:val="28"/>
-        </w:rPr>
-        <w:t xml:space="preserve">): </w:t>
+        <w:t xml:space="preserve">Шапка сайта (Header): </w:t>
       </w:r>
     </w:p>
     <w:p>
@@ -8498,25 +8101,7 @@
           <w:sz w:val="28"/>
           <w:szCs w:val="28"/>
         </w:rPr>
-        <w:t>Интерактивная карта (</w:t>
-      </w:r>
-      <w:proofErr w:type="spellStart"/>
-      <w:r>
-        <w:rPr>
-          <w:rFonts w:ascii="Times New Roman" w:eastAsia="Times New Roman" w:hAnsi="Times New Roman" w:cs="Times New Roman"/>
-          <w:sz w:val="28"/>
-          <w:szCs w:val="28"/>
-        </w:rPr>
-        <w:t>Yandex</w:t>
-      </w:r>
-      <w:proofErr w:type="spellEnd"/>
-      <w:r>
-        <w:rPr>
-          <w:rFonts w:ascii="Times New Roman" w:eastAsia="Times New Roman" w:hAnsi="Times New Roman" w:cs="Times New Roman"/>
-          <w:sz w:val="28"/>
-          <w:szCs w:val="28"/>
-        </w:rPr>
-        <w:t xml:space="preserve"> Maps/Google Maps) с меткой расположения офиса.</w:t>
+        <w:t>Интерактивная карта (Yandex Maps/Google Maps) с меткой расположения офиса.</w:t>
       </w:r>
     </w:p>
     <w:p>
@@ -8540,43 +8125,7 @@
           <w:sz w:val="28"/>
           <w:szCs w:val="28"/>
         </w:rPr>
-        <w:t>Футер (</w:t>
-      </w:r>
-      <w:proofErr w:type="spellStart"/>
-      <w:r>
-        <w:rPr>
-          <w:rFonts w:ascii="Times New Roman" w:eastAsia="Times New Roman" w:hAnsi="Times New Roman" w:cs="Times New Roman"/>
-          <w:sz w:val="28"/>
-          <w:szCs w:val="28"/>
-        </w:rPr>
-        <w:t>Footer</w:t>
-      </w:r>
-      <w:proofErr w:type="spellEnd"/>
-      <w:r>
-        <w:rPr>
-          <w:rFonts w:ascii="Times New Roman" w:eastAsia="Times New Roman" w:hAnsi="Times New Roman" w:cs="Times New Roman"/>
-          <w:sz w:val="28"/>
-          <w:szCs w:val="28"/>
-        </w:rPr>
-        <w:t xml:space="preserve">): Контакты (телефон, </w:t>
-      </w:r>
-      <w:proofErr w:type="spellStart"/>
-      <w:r>
-        <w:rPr>
-          <w:rFonts w:ascii="Times New Roman" w:eastAsia="Times New Roman" w:hAnsi="Times New Roman" w:cs="Times New Roman"/>
-          <w:sz w:val="28"/>
-          <w:szCs w:val="28"/>
-        </w:rPr>
-        <w:t>email</w:t>
-      </w:r>
-      <w:proofErr w:type="spellEnd"/>
-      <w:r>
-        <w:rPr>
-          <w:rFonts w:ascii="Times New Roman" w:eastAsia="Times New Roman" w:hAnsi="Times New Roman" w:cs="Times New Roman"/>
-          <w:sz w:val="28"/>
-          <w:szCs w:val="28"/>
-        </w:rPr>
-        <w:t xml:space="preserve">, политика обработки персональных данных).  </w:t>
+        <w:t xml:space="preserve">Футер (Footer): Контакты (телефон, email, политика обработки персональных данных).  </w:t>
       </w:r>
     </w:p>
     <w:p>
@@ -8608,27 +8157,7 @@
           <w:bCs/>
           <w:color w:val="0F1115"/>
         </w:rPr>
-        <w:t>6.6 Страница 6</w:t>
-      </w:r>
-      <w:proofErr w:type="gramStart"/>
-      <w:r>
-        <w:rPr>
-          <w:rStyle w:val="a3"/>
-          <w:b/>
-          <w:bCs/>
-          <w:color w:val="0F1115"/>
-        </w:rPr>
-        <w:t>: Заказать</w:t>
-      </w:r>
-      <w:proofErr w:type="gramEnd"/>
-      <w:r>
-        <w:rPr>
-          <w:rStyle w:val="a3"/>
-          <w:b/>
-          <w:bCs/>
-          <w:color w:val="0F1115"/>
-        </w:rPr>
-        <w:t xml:space="preserve"> мероприятие (</w:t>
+        <w:t>6.6 Страница 6: Заказать мероприятие (</w:t>
       </w:r>
       <w:r>
         <w:rPr>
@@ -8856,33 +8385,7 @@
           <w:sz w:val="28"/>
           <w:szCs w:val="28"/>
         </w:rPr>
-        <w:t>Шапка сайта (</w:t>
-      </w:r>
-      <w:proofErr w:type="spellStart"/>
-      <w:r>
-        <w:rPr>
-          <w:rStyle w:val="a3"/>
-          <w:rFonts w:ascii="Times New Roman" w:eastAsia="Times New Roman" w:hAnsi="Times New Roman" w:cs="Times New Roman"/>
-          <w:b w:val="0"/>
-          <w:bCs w:val="0"/>
-          <w:color w:val="0F1115"/>
-          <w:sz w:val="28"/>
-          <w:szCs w:val="28"/>
-        </w:rPr>
-        <w:t>Header</w:t>
-      </w:r>
-      <w:proofErr w:type="spellEnd"/>
-      <w:r>
-        <w:rPr>
-          <w:rStyle w:val="a3"/>
-          <w:rFonts w:ascii="Times New Roman" w:eastAsia="Times New Roman" w:hAnsi="Times New Roman" w:cs="Times New Roman"/>
-          <w:b w:val="0"/>
-          <w:bCs w:val="0"/>
-          <w:color w:val="0F1115"/>
-          <w:sz w:val="28"/>
-          <w:szCs w:val="28"/>
-        </w:rPr>
-        <w:t xml:space="preserve">): </w:t>
+        <w:t xml:space="preserve">Шапка сайта (Header): </w:t>
       </w:r>
     </w:p>
     <w:p>
@@ -8974,48 +8477,8 @@
           <w:sz w:val="28"/>
           <w:szCs w:val="28"/>
         </w:rPr>
-        <w:t>Футер (</w:t>
-      </w:r>
-      <w:proofErr w:type="spellStart"/>
-      <w:r>
-        <w:rPr>
-          <w:rStyle w:val="a3"/>
-          <w:rFonts w:ascii="Times New Roman" w:eastAsia="Times New Roman" w:hAnsi="Times New Roman" w:cs="Times New Roman"/>
-          <w:b w:val="0"/>
-          <w:bCs w:val="0"/>
-          <w:color w:val="0F1115"/>
-          <w:sz w:val="28"/>
-          <w:szCs w:val="28"/>
-        </w:rPr>
-        <w:t>Footer</w:t>
-      </w:r>
-      <w:proofErr w:type="spellEnd"/>
-      <w:r>
-        <w:rPr>
-          <w:rStyle w:val="a3"/>
-          <w:rFonts w:ascii="Times New Roman" w:eastAsia="Times New Roman" w:hAnsi="Times New Roman" w:cs="Times New Roman"/>
-          <w:b w:val="0"/>
-          <w:bCs w:val="0"/>
-          <w:color w:val="0F1115"/>
-          <w:sz w:val="28"/>
-          <w:szCs w:val="28"/>
-        </w:rPr>
-        <w:t xml:space="preserve">): Контакты (телефон, </w:t>
-      </w:r>
-      <w:proofErr w:type="spellStart"/>
-      <w:r>
-        <w:rPr>
-          <w:rStyle w:val="a3"/>
-          <w:rFonts w:ascii="Times New Roman" w:eastAsia="Times New Roman" w:hAnsi="Times New Roman" w:cs="Times New Roman"/>
-          <w:b w:val="0"/>
-          <w:bCs w:val="0"/>
-          <w:color w:val="0F1115"/>
-          <w:sz w:val="28"/>
-          <w:szCs w:val="28"/>
-        </w:rPr>
-        <w:t>email</w:t>
-      </w:r>
-      <w:proofErr w:type="spellEnd"/>
+        <w:t>Футер (Footer): Контакты (телефон, email</w:t>
+      </w:r>
       <w:r>
         <w:rPr>
           <w:rStyle w:val="a3"/>
@@ -9368,33 +8831,7 @@
           <w:sz w:val="32"/>
           <w:szCs w:val="32"/>
         </w:rPr>
-        <w:t>Шапка сайта (</w:t>
-      </w:r>
-      <w:proofErr w:type="spellStart"/>
-      <w:r>
-        <w:rPr>
-          <w:rStyle w:val="a3"/>
-          <w:rFonts w:ascii="Times New Roman" w:eastAsia="Times New Roman" w:hAnsi="Times New Roman" w:cs="Times New Roman"/>
-          <w:b w:val="0"/>
-          <w:bCs w:val="0"/>
-          <w:color w:val="0F1115"/>
-          <w:sz w:val="32"/>
-          <w:szCs w:val="32"/>
-        </w:rPr>
-        <w:t>Header</w:t>
-      </w:r>
-      <w:proofErr w:type="spellEnd"/>
-      <w:r>
-        <w:rPr>
-          <w:rStyle w:val="a3"/>
-          <w:rFonts w:ascii="Times New Roman" w:eastAsia="Times New Roman" w:hAnsi="Times New Roman" w:cs="Times New Roman"/>
-          <w:b w:val="0"/>
-          <w:bCs w:val="0"/>
-          <w:color w:val="0F1115"/>
-          <w:sz w:val="32"/>
-          <w:szCs w:val="32"/>
-        </w:rPr>
-        <w:t xml:space="preserve">): </w:t>
+        <w:t xml:space="preserve">Шапка сайта (Header): </w:t>
       </w:r>
     </w:p>
     <w:p>
@@ -9510,48 +8947,8 @@
           <w:sz w:val="32"/>
           <w:szCs w:val="32"/>
         </w:rPr>
-        <w:t>Футер (</w:t>
-      </w:r>
-      <w:proofErr w:type="spellStart"/>
-      <w:r>
-        <w:rPr>
-          <w:rStyle w:val="a3"/>
-          <w:rFonts w:ascii="Times New Roman" w:eastAsia="Times New Roman" w:hAnsi="Times New Roman" w:cs="Times New Roman"/>
-          <w:b w:val="0"/>
-          <w:bCs w:val="0"/>
-          <w:color w:val="0F1115"/>
-          <w:sz w:val="32"/>
-          <w:szCs w:val="32"/>
-        </w:rPr>
-        <w:t>Footer</w:t>
-      </w:r>
-      <w:proofErr w:type="spellEnd"/>
-      <w:r>
-        <w:rPr>
-          <w:rStyle w:val="a3"/>
-          <w:rFonts w:ascii="Times New Roman" w:eastAsia="Times New Roman" w:hAnsi="Times New Roman" w:cs="Times New Roman"/>
-          <w:b w:val="0"/>
-          <w:bCs w:val="0"/>
-          <w:color w:val="0F1115"/>
-          <w:sz w:val="32"/>
-          <w:szCs w:val="32"/>
-        </w:rPr>
-        <w:t xml:space="preserve">): Контакты (телефон, </w:t>
-      </w:r>
-      <w:proofErr w:type="spellStart"/>
-      <w:r>
-        <w:rPr>
-          <w:rStyle w:val="a3"/>
-          <w:rFonts w:ascii="Times New Roman" w:eastAsia="Times New Roman" w:hAnsi="Times New Roman" w:cs="Times New Roman"/>
-          <w:b w:val="0"/>
-          <w:bCs w:val="0"/>
-          <w:color w:val="0F1115"/>
-          <w:sz w:val="32"/>
-          <w:szCs w:val="32"/>
-        </w:rPr>
-        <w:t>email</w:t>
-      </w:r>
-      <w:proofErr w:type="spellEnd"/>
+        <w:t>Футер (Footer): Контакты (телефон, email</w:t>
+      </w:r>
       <w:r>
         <w:rPr>
           <w:rStyle w:val="a3"/>
@@ -10063,54 +9460,28 @@
           <w:sz w:val="28"/>
           <w:szCs w:val="28"/>
         </w:rPr>
-        <w:t>Поведение</w:t>
-      </w:r>
-      <w:proofErr w:type="gramStart"/>
-      <w:r>
-        <w:rPr>
-          <w:rStyle w:val="a3"/>
-          <w:rFonts w:ascii="Times New Roman" w:eastAsia="Times New Roman" w:hAnsi="Times New Roman" w:cs="Times New Roman"/>
+        <w:t>Поведение:</w:t>
+      </w:r>
+      <w:r>
+        <w:rPr>
+          <w:rStyle w:val="a3"/>
           <w:b w:val="0"/>
           <w:bCs w:val="0"/>
           <w:color w:val="0F1115"/>
-          <w:sz w:val="28"/>
-          <w:szCs w:val="28"/>
-        </w:rPr>
-        <w:t>:</w:t>
-      </w:r>
-      <w:r>
-        <w:rPr>
-          <w:rStyle w:val="a3"/>
+        </w:rPr>
+        <w:t xml:space="preserve"> </w:t>
+      </w:r>
+      <w:r>
+        <w:rPr>
+          <w:rStyle w:val="a3"/>
+          <w:rFonts w:ascii="Times New Roman" w:eastAsia="Times New Roman" w:hAnsi="Times New Roman" w:cs="Times New Roman"/>
           <w:b w:val="0"/>
           <w:bCs w:val="0"/>
           <w:color w:val="0F1115"/>
-        </w:rPr>
-        <w:t xml:space="preserve"> </w:t>
-      </w:r>
-      <w:r>
-        <w:rPr>
-          <w:rStyle w:val="a3"/>
-          <w:rFonts w:ascii="Times New Roman" w:eastAsia="Times New Roman" w:hAnsi="Times New Roman" w:cs="Times New Roman"/>
-          <w:b w:val="0"/>
-          <w:bCs w:val="0"/>
-          <w:color w:val="0F1115"/>
-          <w:sz w:val="28"/>
-          <w:szCs w:val="28"/>
-        </w:rPr>
-        <w:t>При</w:t>
-      </w:r>
-      <w:proofErr w:type="gramEnd"/>
-      <w:r>
-        <w:rPr>
-          <w:rStyle w:val="a3"/>
-          <w:rFonts w:ascii="Times New Roman" w:eastAsia="Times New Roman" w:hAnsi="Times New Roman" w:cs="Times New Roman"/>
-          <w:b w:val="0"/>
-          <w:bCs w:val="0"/>
-          <w:color w:val="0F1115"/>
-          <w:sz w:val="28"/>
-          <w:szCs w:val="28"/>
-        </w:rPr>
-        <w:t xml:space="preserve"> нажатии открывается компактная панель фильтров с интуитивными пунктами: "Свадьба", "Юбилей", "Выпускной", "Корпоративное мероприятие".</w:t>
+          <w:sz w:val="28"/>
+          <w:szCs w:val="28"/>
+        </w:rPr>
+        <w:t>При нажатии открывается компактная панель фильтров с интуитивными пунктами: "Свадьба", "Юбилей", "Выпускной", "Корпоративное мероприятие".</w:t>
       </w:r>
     </w:p>
     <w:p>
